--- a/3. Soporte/PR-07 Competencias, Capacitación y Toma de Conciencia.docx
+++ b/3. Soporte/PR-07 Competencias, Capacitación y Toma de Conciencia.docx
@@ -2449,7 +2449,7 @@
               <w:sz w:val="20"/>
               <w:szCs w:val="20"/>
             </w:rPr>
-            <w:t>3. INDUCCIÓN DE PERSONAL NUEVO</w:t>
+            <w:t>Competencias, Capacitación y Toma de Conciencia</w:t>
           </w:r>
         </w:p>
       </w:tc>
@@ -2474,7 +2474,7 @@
               <w:sz w:val="20"/>
               <w:szCs w:val="20"/>
             </w:rPr>
-            <w:t xml:space="preserve">Vigencia: </w:t>
+            <w:t xml:space="preserve">Vigencia: Mayo 2026</w:t>
           </w:r>
         </w:p>
       </w:tc>
